--- a/pr-preview/pr-168/chapters/avoid-cliches.docx
+++ b/pr-preview/pr-168/chapters/avoid-cliches.docx
@@ -15,7 +15,7 @@
         <w:pStyle w:val="Date"/>
       </w:pPr>
       <w:r>
-        <w:t xml:space="preserve">Last modified: 2026-10-12 14:46:54 (PDT)</w:t>
+        <w:t xml:space="preserve">Last modified: 2026-10-12 15:27:23 (PDT)</w:t>
       </w:r>
     </w:p>
     <w:tbl>
@@ -152,12 +152,39 @@
         </w:tc>
       </w:tr>
     </w:tbl>
+    <w:bookmarkStart w:id="12" w:name="def-cliche"/>
     <w:p>
       <w:pPr>
         <w:pStyle w:val="BodyText"/>
       </w:pPr>
       <w:r>
-        <w:t xml:space="preserve">A cliché is a word, phrase, sentence shape, or formatting habit</w:t>
+        <w:rPr>
+          <w:b/>
+          <w:bCs/>
+        </w:rPr>
+        <w:t xml:space="preserve">Definition 1 (Cliché)</w:t>
+      </w:r>
+      <w:r>
+        <w:t xml:space="preserve"> </w:t>
+      </w:r>
+      <w:r>
+        <w:t xml:space="preserve">A</w:t>
+      </w:r>
+      <w:r>
+        <w:t xml:space="preserve"> </w:t>
+      </w:r>
+      <w:r>
+        <w:rPr>
+          <w:b/>
+          <w:bCs/>
+        </w:rPr>
+        <w:t xml:space="preserve">cliché</w:t>
+      </w:r>
+      <w:r>
+        <w:t xml:space="preserve"> </w:t>
+      </w:r>
+      <w:r>
+        <w:t xml:space="preserve">is a word, phrase, sentence shape, or formatting habit</w:t>
       </w:r>
       <w:r>
         <w:t xml:space="preserve"> </w:t>
@@ -171,11 +198,25 @@
       <w:r>
         <w:t xml:space="preserve">rather than choosing it for the sentence at hand.</w:t>
       </w:r>
-      <w:r>
-        <w:t xml:space="preserve"> </w:t>
-      </w:r>
-      <w:r>
-        <w:t xml:space="preserve">Clichés recur across unrelated documents,</w:t>
+    </w:p>
+    <w:bookmarkEnd w:id="12"/>
+    <w:p>
+      <w:pPr>
+        <w:pStyle w:val="BodyText"/>
+      </w:pPr>
+      <w:hyperlink w:anchor="def-cliche">
+        <w:r>
+          <w:rPr>
+            <w:rStyle w:val="Hyperlink"/>
+          </w:rPr>
+          <w:t xml:space="preserve">Clichés</w:t>
+        </w:r>
+      </w:hyperlink>
+      <w:r>
+        <w:t xml:space="preserve"> </w:t>
+      </w:r>
+      <w:r>
+        <w:t xml:space="preserve">recur across unrelated documents,</w:t>
       </w:r>
       <w:r>
         <w:t xml:space="preserve"> </w:t>
@@ -201,25 +242,277 @@
         <w:t xml:space="preserve"> </w:t>
       </w:r>
       <w:r>
-        <w:t xml:space="preserve">and many readers have learned to treat them</w:t>
-      </w:r>
-      <w:r>
-        <w:t xml:space="preserve"> </w:t>
-      </w:r>
-      <w:r>
-        <w:t xml:space="preserve">as signs that a draft was generated,</w:t>
-      </w:r>
-      <w:r>
-        <w:t xml:space="preserve"> </w:t>
-      </w:r>
-      <w:r>
-        <w:t xml:space="preserve">often called</w:t>
-      </w:r>
-      <w:r>
-        <w:t xml:space="preserve"> </w:t>
-      </w:r>
-      <w:r>
-        <w:t xml:space="preserve">“AI tells”</w:t>
+        <w:t xml:space="preserve">and many readers have learned to treat the patterns</w:t>
+      </w:r>
+      <w:r>
+        <w:t xml:space="preserve"> </w:t>
+      </w:r>
+      <w:r>
+        <w:t xml:space="preserve">as signs that a draft was generated</w:t>
+      </w:r>
+      <w:r>
+        <w:t xml:space="preserve"> </w:t>
+      </w:r>
+      <w:r>
+        <w:t xml:space="preserve">and to doubt that its author checked it.</w:t>
+      </w:r>
+    </w:p>
+    <w:bookmarkStart w:id="13" w:name="def-ai-tell"/>
+    <w:p>
+      <w:pPr>
+        <w:pStyle w:val="BodyText"/>
+      </w:pPr>
+      <w:r>
+        <w:rPr>
+          <w:b/>
+          <w:bCs/>
+        </w:rPr>
+        <w:t xml:space="preserve">Definition 2 (AI tell)</w:t>
+      </w:r>
+      <w:r>
+        <w:t xml:space="preserve"> </w:t>
+      </w:r>
+      <w:r>
+        <w:t xml:space="preserve">An</w:t>
+      </w:r>
+      <w:r>
+        <w:t xml:space="preserve"> </w:t>
+      </w:r>
+      <w:r>
+        <w:rPr>
+          <w:b/>
+          <w:bCs/>
+        </w:rPr>
+        <w:t xml:space="preserve">AI tell</w:t>
+      </w:r>
+      <w:r>
+        <w:t xml:space="preserve"> </w:t>
+      </w:r>
+      <w:r>
+        <w:t xml:space="preserve">is a</w:t>
+      </w:r>
+      <w:r>
+        <w:t xml:space="preserve"> </w:t>
+      </w:r>
+      <w:hyperlink w:anchor="def-cliche">
+        <w:r>
+          <w:rPr>
+            <w:rStyle w:val="Hyperlink"/>
+          </w:rPr>
+          <w:t xml:space="preserve">cliché</w:t>
+        </w:r>
+      </w:hyperlink>
+      <w:r>
+        <w:t xml:space="preserve"> </w:t>
+      </w:r>
+      <w:r>
+        <w:t xml:space="preserve">that readers associate with text written by an AI assistant.</w:t>
+      </w:r>
+    </w:p>
+    <w:bookmarkEnd w:id="13"/>
+    <w:p>
+      <w:pPr>
+        <w:pStyle w:val="BodyText"/>
+      </w:pPr>
+      <w:r>
+        <w:t xml:space="preserve">Human drafts use the same patterns,</w:t>
+      </w:r>
+      <w:r>
+        <w:t xml:space="preserve"> </w:t>
+      </w:r>
+      <w:r>
+        <w:t xml:space="preserve">so this chapter is for any writer,</w:t>
+      </w:r>
+      <w:r>
+        <w:t xml:space="preserve"> </w:t>
+      </w:r>
+      <w:r>
+        <w:t xml:space="preserve">including anyone editing a draft that an assistant helped write.</w:t>
+      </w:r>
+      <w:r>
+        <w:t xml:space="preserve"> </w:t>
+      </w:r>
+      <w:r>
+        <w:t xml:space="preserve">It catalogs the most common clichés so you can remove them.</w:t>
+      </w:r>
+    </w:p>
+    <w:bookmarkStart w:id="20" w:name="terms-used-in-this-chapter"/>
+    <w:p>
+      <w:pPr>
+        <w:pStyle w:val="Heading2"/>
+      </w:pPr>
+      <w:r>
+        <w:t xml:space="preserve">1 Terms used in this chapter</w:t>
+      </w:r>
+    </w:p>
+    <w:bookmarkStart w:id="14" w:name="def-register"/>
+    <w:p>
+      <w:pPr>
+        <w:pStyle w:val="FirstParagraph"/>
+      </w:pPr>
+      <w:r>
+        <w:rPr>
+          <w:b/>
+          <w:bCs/>
+        </w:rPr>
+        <w:t xml:space="preserve">Definition 3 (Register)</w:t>
+      </w:r>
+      <w:r>
+        <w:t xml:space="preserve"> </w:t>
+      </w:r>
+      <w:r>
+        <w:t xml:space="preserve">A writer’s</w:t>
+      </w:r>
+      <w:r>
+        <w:t xml:space="preserve"> </w:t>
+      </w:r>
+      <w:r>
+        <w:rPr>
+          <w:b/>
+          <w:bCs/>
+        </w:rPr>
+        <w:t xml:space="preserve">register</w:t>
+      </w:r>
+      <w:r>
+        <w:t xml:space="preserve"> </w:t>
+      </w:r>
+      <w:r>
+        <w:t xml:space="preserve">is the level of formality and kind of language</w:t>
+      </w:r>
+      <w:r>
+        <w:t xml:space="preserve"> </w:t>
+      </w:r>
+      <w:r>
+        <w:t xml:space="preserve">they choose for a particular audience and setting,</w:t>
+      </w:r>
+      <w:r>
+        <w:t xml:space="preserve"> </w:t>
+      </w:r>
+      <w:r>
+        <w:t xml:space="preserve">such as conversational, technical, or promotional.</w:t>
+      </w:r>
+    </w:p>
+    <w:bookmarkEnd w:id="14"/>
+    <w:bookmarkStart w:id="15" w:name="def-antithesis"/>
+    <w:p>
+      <w:pPr>
+        <w:pStyle w:val="BodyText"/>
+      </w:pPr>
+      <w:r>
+        <w:rPr>
+          <w:b/>
+          <w:bCs/>
+        </w:rPr>
+        <w:t xml:space="preserve">Definition 4 (Antithesis)</w:t>
+      </w:r>
+      <w:r>
+        <w:t xml:space="preserve"> </w:t>
+      </w:r>
+      <w:r>
+        <w:t xml:space="preserve">An</w:t>
+      </w:r>
+      <w:r>
+        <w:t xml:space="preserve"> </w:t>
+      </w:r>
+      <w:r>
+        <w:rPr>
+          <w:b/>
+          <w:bCs/>
+        </w:rPr>
+        <w:t xml:space="preserve">antithesis</w:t>
+      </w:r>
+      <w:r>
+        <w:t xml:space="preserve"> </w:t>
+      </w:r>
+      <w:r>
+        <w:t xml:space="preserve">is a construction that sets two contrasting ideas</w:t>
+      </w:r>
+      <w:r>
+        <w:t xml:space="preserve"> </w:t>
+      </w:r>
+      <w:r>
+        <w:t xml:space="preserve">side by side in parallel form,</w:t>
+      </w:r>
+      <w:r>
+        <w:t xml:space="preserve"> </w:t>
+      </w:r>
+      <w:r>
+        <w:t xml:space="preserve">such as</w:t>
+      </w:r>
+      <w:r>
+        <w:t xml:space="preserve"> </w:t>
+      </w:r>
+      <w:r>
+        <w:t xml:space="preserve">“not X, but Y”</w:t>
+      </w:r>
+      <w:r>
+        <w:t xml:space="preserve"> </w:t>
+      </w:r>
+      <w:r>
+        <w:t xml:space="preserve">or</w:t>
+      </w:r>
+      <w:r>
+        <w:t xml:space="preserve"> </w:t>
+      </w:r>
+      <w:r>
+        <w:t xml:space="preserve">“X, not Y”</w:t>
+      </w:r>
+      <w:r>
+        <w:t xml:space="preserve">.</w:t>
+      </w:r>
+    </w:p>
+    <w:bookmarkEnd w:id="15"/>
+    <w:bookmarkStart w:id="16" w:name="def-hedge"/>
+    <w:p>
+      <w:pPr>
+        <w:pStyle w:val="BodyText"/>
+      </w:pPr>
+      <w:r>
+        <w:rPr>
+          <w:b/>
+          <w:bCs/>
+        </w:rPr>
+        <w:t xml:space="preserve">Definition 5 (Hedge)</w:t>
+      </w:r>
+      <w:r>
+        <w:t xml:space="preserve"> </w:t>
+      </w:r>
+      <w:r>
+        <w:t xml:space="preserve">A</w:t>
+      </w:r>
+      <w:r>
+        <w:t xml:space="preserve"> </w:t>
+      </w:r>
+      <w:r>
+        <w:rPr>
+          <w:b/>
+          <w:bCs/>
+        </w:rPr>
+        <w:t xml:space="preserve">hedge</w:t>
+      </w:r>
+      <w:r>
+        <w:t xml:space="preserve"> </w:t>
+      </w:r>
+      <w:r>
+        <w:t xml:space="preserve">is a word or phrase that softens a claim</w:t>
+      </w:r>
+      <w:r>
+        <w:t xml:space="preserve"> </w:t>
+      </w:r>
+      <w:r>
+        <w:t xml:space="preserve">or marks uncertainty about it,</w:t>
+      </w:r>
+      <w:r>
+        <w:t xml:space="preserve"> </w:t>
+      </w:r>
+      <w:r>
+        <w:t xml:space="preserve">such as</w:t>
+      </w:r>
+      <w:r>
+        <w:t xml:space="preserve"> </w:t>
+      </w:r>
+      <w:r>
+        <w:t xml:space="preserve">“may”</w:t>
       </w:r>
       <w:r>
         <w:t xml:space="preserve">,</w:t>
@@ -228,45 +521,242 @@
         <w:t xml:space="preserve"> </w:t>
       </w:r>
       <w:r>
-        <w:t xml:space="preserve">and start to doubt that the author checked it.</w:t>
-      </w:r>
-      <w:r>
-        <w:t xml:space="preserve"> </w:t>
-      </w:r>
-      <w:r>
-        <w:t xml:space="preserve">Human drafts use the same patterns,</w:t>
-      </w:r>
-      <w:r>
-        <w:t xml:space="preserve"> </w:t>
-      </w:r>
-      <w:r>
-        <w:t xml:space="preserve">so this chapter is for any writer,</w:t>
-      </w:r>
-      <w:r>
-        <w:t xml:space="preserve"> </w:t>
-      </w:r>
-      <w:r>
-        <w:t xml:space="preserve">including anyone editing a draft that an assistant helped write.</w:t>
-      </w:r>
-      <w:r>
-        <w:t xml:space="preserve"> </w:t>
-      </w:r>
-      <w:r>
-        <w:t xml:space="preserve">It catalogs the most common clichés so you can remove them.</w:t>
-      </w:r>
-    </w:p>
+        <w:t xml:space="preserve">“suggests”</w:t>
+      </w:r>
+      <w:r>
+        <w:t xml:space="preserve">, or</w:t>
+      </w:r>
+      <w:r>
+        <w:t xml:space="preserve"> </w:t>
+      </w:r>
+      <w:r>
+        <w:t xml:space="preserve">“possibly”</w:t>
+      </w:r>
+      <w:r>
+        <w:t xml:space="preserve">.</w:t>
+      </w:r>
+    </w:p>
+    <w:bookmarkEnd w:id="16"/>
+    <w:bookmarkStart w:id="17" w:name="def-copula"/>
     <w:p>
       <w:pPr>
         <w:pStyle w:val="BodyText"/>
       </w:pPr>
       <w:r>
-        <w:t xml:space="preserve">One caveat first:</w:t>
-      </w:r>
-      <w:r>
-        <w:t xml:space="preserve"> </w:t>
-      </w:r>
-      <w:r>
-        <w:t xml:space="preserve">no single word or pattern below is wrong on its own.</w:t>
+        <w:rPr>
+          <w:b/>
+          <w:bCs/>
+        </w:rPr>
+        <w:t xml:space="preserve">Definition 6 (Copula)</w:t>
+      </w:r>
+      <w:r>
+        <w:t xml:space="preserve"> </w:t>
+      </w:r>
+      <w:r>
+        <w:t xml:space="preserve">A</w:t>
+      </w:r>
+      <w:r>
+        <w:t xml:space="preserve"> </w:t>
+      </w:r>
+      <w:r>
+        <w:rPr>
+          <w:b/>
+          <w:bCs/>
+        </w:rPr>
+        <w:t xml:space="preserve">copula</w:t>
+      </w:r>
+      <w:r>
+        <w:t xml:space="preserve"> </w:t>
+      </w:r>
+      <w:r>
+        <w:t xml:space="preserve">is a verb, usually a form of</w:t>
+      </w:r>
+      <w:r>
+        <w:t xml:space="preserve"> </w:t>
+      </w:r>
+      <w:r>
+        <w:t xml:space="preserve">“to be”</w:t>
+      </w:r>
+      <w:r>
+        <w:t xml:space="preserve">,</w:t>
+      </w:r>
+      <w:r>
+        <w:t xml:space="preserve"> </w:t>
+      </w:r>
+      <w:r>
+        <w:t xml:space="preserve">that links a subject to a description of it,</w:t>
+      </w:r>
+      <w:r>
+        <w:t xml:space="preserve"> </w:t>
+      </w:r>
+      <w:r>
+        <w:t xml:space="preserve">as</w:t>
+      </w:r>
+      <w:r>
+        <w:t xml:space="preserve"> </w:t>
+      </w:r>
+      <w:r>
+        <w:t xml:space="preserve">“is”</w:t>
+      </w:r>
+      <w:r>
+        <w:t xml:space="preserve"> </w:t>
+      </w:r>
+      <w:r>
+        <w:t xml:space="preserve">does in</w:t>
+      </w:r>
+      <w:r>
+        <w:t xml:space="preserve"> </w:t>
+      </w:r>
+      <w:r>
+        <w:t xml:space="preserve">“the estimate is biased”</w:t>
+      </w:r>
+      <w:r>
+        <w:t xml:space="preserve">.</w:t>
+      </w:r>
+    </w:p>
+    <w:bookmarkEnd w:id="17"/>
+    <w:bookmarkStart w:id="18" w:name="def-participial-clause"/>
+    <w:p>
+      <w:pPr>
+        <w:pStyle w:val="BodyText"/>
+      </w:pPr>
+      <w:r>
+        <w:rPr>
+          <w:b/>
+          <w:bCs/>
+        </w:rPr>
+        <w:t xml:space="preserve">Definition 7 (Participial clause)</w:t>
+      </w:r>
+      <w:r>
+        <w:t xml:space="preserve"> </w:t>
+      </w:r>
+      <w:r>
+        <w:t xml:space="preserve">A</w:t>
+      </w:r>
+      <w:r>
+        <w:t xml:space="preserve"> </w:t>
+      </w:r>
+      <w:r>
+        <w:rPr>
+          <w:b/>
+          <w:bCs/>
+        </w:rPr>
+        <w:t xml:space="preserve">participial clause</w:t>
+      </w:r>
+      <w:r>
+        <w:t xml:space="preserve"> </w:t>
+      </w:r>
+      <w:r>
+        <w:t xml:space="preserve">is a clause built on a verb form</w:t>
+      </w:r>
+      <w:r>
+        <w:t xml:space="preserve"> </w:t>
+      </w:r>
+      <w:r>
+        <w:t xml:space="preserve">ending in</w:t>
+      </w:r>
+      <w:r>
+        <w:t xml:space="preserve"> </w:t>
+      </w:r>
+      <w:r>
+        <w:t xml:space="preserve">“-ing”</w:t>
+      </w:r>
+      <w:r>
+        <w:t xml:space="preserve"> </w:t>
+      </w:r>
+      <w:r>
+        <w:t xml:space="preserve">or</w:t>
+      </w:r>
+      <w:r>
+        <w:t xml:space="preserve"> </w:t>
+      </w:r>
+      <w:r>
+        <w:t xml:space="preserve">“-ed”</w:t>
+      </w:r>
+      <w:r>
+        <w:t xml:space="preserve"> </w:t>
+      </w:r>
+      <w:r>
+        <w:t xml:space="preserve">that has no subject of its own,</w:t>
+      </w:r>
+      <w:r>
+        <w:t xml:space="preserve"> </w:t>
+      </w:r>
+      <w:r>
+        <w:t xml:space="preserve">such as</w:t>
+      </w:r>
+      <w:r>
+        <w:t xml:space="preserve"> </w:t>
+      </w:r>
+      <w:r>
+        <w:t xml:space="preserve">“ensuring that the data are clean”</w:t>
+      </w:r>
+      <w:r>
+        <w:t xml:space="preserve"> </w:t>
+      </w:r>
+      <w:r>
+        <w:t xml:space="preserve">at the end of a sentence.</w:t>
+      </w:r>
+    </w:p>
+    <w:bookmarkEnd w:id="18"/>
+    <w:bookmarkStart w:id="19" w:name="def-aphorism"/>
+    <w:p>
+      <w:pPr>
+        <w:pStyle w:val="BodyText"/>
+      </w:pPr>
+      <w:r>
+        <w:rPr>
+          <w:b/>
+          <w:bCs/>
+        </w:rPr>
+        <w:t xml:space="preserve">Definition 8 (Aphorism)</w:t>
+      </w:r>
+      <w:r>
+        <w:t xml:space="preserve"> </w:t>
+      </w:r>
+      <w:r>
+        <w:t xml:space="preserve">An</w:t>
+      </w:r>
+      <w:r>
+        <w:t xml:space="preserve"> </w:t>
+      </w:r>
+      <w:r>
+        <w:rPr>
+          <w:b/>
+          <w:bCs/>
+        </w:rPr>
+        <w:t xml:space="preserve">aphorism</w:t>
+      </w:r>
+      <w:r>
+        <w:t xml:space="preserve"> </w:t>
+      </w:r>
+      <w:r>
+        <w:t xml:space="preserve">is a short, quotable sentence</w:t>
+      </w:r>
+      <w:r>
+        <w:t xml:space="preserve"> </w:t>
+      </w:r>
+      <w:r>
+        <w:t xml:space="preserve">that states a general truth or verdict.</w:t>
+      </w:r>
+    </w:p>
+    <w:bookmarkEnd w:id="19"/>
+    <w:bookmarkEnd w:id="20"/>
+    <w:bookmarkStart w:id="21" w:name="a-caveat"/>
+    <w:p>
+      <w:pPr>
+        <w:pStyle w:val="Heading2"/>
+      </w:pPr>
+      <w:r>
+        <w:t xml:space="preserve">2 A caveat</w:t>
+      </w:r>
+    </w:p>
+    <w:p>
+      <w:pPr>
+        <w:pStyle w:val="FirstParagraph"/>
+      </w:pPr>
+      <w:r>
+        <w:t xml:space="preserve">No single word or pattern below is wrong on its own.</w:t>
       </w:r>
       <w:r>
         <w:t xml:space="preserve"> </w:t>
@@ -302,8 +792,19 @@
         <w:t xml:space="preserve"> </w:t>
       </w:r>
       <w:r>
-        <w:t xml:space="preserve">and do not flatten your prose into a voiceless register</w:t>
-      </w:r>
+        <w:t xml:space="preserve">and do not flatten your prose into a voiceless</w:t>
+      </w:r>
+      <w:r>
+        <w:t xml:space="preserve"> </w:t>
+      </w:r>
+      <w:hyperlink w:anchor="def-register">
+        <w:r>
+          <w:rPr>
+            <w:rStyle w:val="Hyperlink"/>
+          </w:rPr>
+          <w:t xml:space="preserve">register</w:t>
+        </w:r>
+      </w:hyperlink>
       <w:r>
         <w:t xml:space="preserve"> </w:t>
       </w:r>
@@ -311,13 +812,14 @@
         <w:t xml:space="preserve">trying to avoid every word on a list.</w:t>
       </w:r>
     </w:p>
-    <w:bookmarkStart w:id="14" w:name="overused-vocabulary"/>
+    <w:bookmarkEnd w:id="21"/>
+    <w:bookmarkStart w:id="24" w:name="overused-vocabulary"/>
     <w:p>
       <w:pPr>
         <w:pStyle w:val="Heading2"/>
       </w:pPr>
       <w:r>
-        <w:t xml:space="preserve">1 Overused vocabulary</w:t>
+        <w:t xml:space="preserve">3 Overused vocabulary</w:t>
       </w:r>
     </w:p>
     <w:p>
@@ -354,7 +856,7 @@
       <w:r>
         <w:t xml:space="preserve"> </w:t>
       </w:r>
-      <w:hyperlink r:id="rId12">
+      <w:hyperlink r:id="rId22">
         <w:r>
           <w:rPr>
             <w:rStyle w:val="Hyperlink"/>
@@ -399,7 +901,7 @@
       <w:tr>
         <w:tc>
           <w:tcPr/>
-          <w:bookmarkStart w:id="13" w:name="tbl-overused-vocabulary"/>
+          <w:bookmarkStart w:id="23" w:name="tbl-overused-vocabulary"/>
           <w:p>
             <w:pPr>
               <w:jc w:val="center"/>
@@ -1208,7 +1710,7 @@
               </w:tc>
             </w:tr>
           </w:tbl>
-          <w:bookmarkEnd w:id="13"/>
+          <w:bookmarkEnd w:id="23"/>
           <w:p/>
         </w:tc>
       </w:tr>
@@ -1478,14 +1980,14 @@
         <w:t xml:space="preserve">“more than just”</w:t>
       </w:r>
     </w:p>
-    <w:bookmarkEnd w:id="14"/>
-    <w:bookmarkStart w:id="16" w:name="rhetorical-reflexes"/>
+    <w:bookmarkEnd w:id="24"/>
+    <w:bookmarkStart w:id="26" w:name="rhetorical-reflexes"/>
     <w:p>
       <w:pPr>
         <w:pStyle w:val="Heading2"/>
       </w:pPr>
       <w:r>
-        <w:t xml:space="preserve">2 Rhetorical reflexes</w:t>
+        <w:t xml:space="preserve">4 Rhetorical reflexes</w:t>
       </w:r>
     </w:p>
     <w:p>
@@ -1522,8 +2024,16 @@
       <w:r>
         <w:t xml:space="preserve"> </w:t>
       </w:r>
-      <w:r>
-        <w:t xml:space="preserve">antithesis.</w:t>
+      <w:hyperlink w:anchor="def-antithesis">
+        <w:r>
+          <w:rPr>
+            <w:rStyle w:val="Hyperlink"/>
+          </w:rPr>
+          <w:t xml:space="preserve">antithesis</w:t>
+        </w:r>
+      </w:hyperlink>
+      <w:r>
+        <w:t xml:space="preserve">.</w:t>
       </w:r>
       <w:r>
         <w:t xml:space="preserve"> </w:t>
@@ -1532,7 +2042,7 @@
         <w:t xml:space="preserve">It promises a profound contrast and usually delivers a hollow one.</w:t>
       </w:r>
     </w:p>
-    <w:bookmarkStart w:id="15" w:name="exm-antithesis"/>
+    <w:bookmarkStart w:id="25" w:name="exm-antithesis"/>
     <w:p>
       <w:pPr>
         <w:pStyle w:val="BodyText"/>
@@ -1606,10 +2116,27 @@
         <w:t xml:space="preserve"> </w:t>
       </w:r>
       <w:r>
-        <w:t xml:space="preserve">The antithesis frame makes none.</w:t>
-      </w:r>
-    </w:p>
-    <w:bookmarkEnd w:id="15"/>
+        <w:t xml:space="preserve">The</w:t>
+      </w:r>
+      <w:r>
+        <w:t xml:space="preserve"> </w:t>
+      </w:r>
+      <w:hyperlink w:anchor="def-antithesis">
+        <w:r>
+          <w:rPr>
+            <w:rStyle w:val="Hyperlink"/>
+          </w:rPr>
+          <w:t xml:space="preserve">antithesis</w:t>
+        </w:r>
+      </w:hyperlink>
+      <w:r>
+        <w:t xml:space="preserve"> </w:t>
+      </w:r>
+      <w:r>
+        <w:t xml:space="preserve">frame makes none.</w:t>
+      </w:r>
+    </w:p>
+    <w:bookmarkEnd w:id="25"/>
     <w:p>
       <w:pPr>
         <w:pStyle w:val="BodyText"/>
@@ -1729,7 +2256,21 @@
         <w:t xml:space="preserve"> </w:t>
       </w:r>
       <w:r>
-        <w:t xml:space="preserve">pile up qualifiers. Keep one honest hedge; drop the rest.</w:t>
+        <w:t xml:space="preserve">pile up qualifiers. Keep one honest</w:t>
+      </w:r>
+      <w:r>
+        <w:t xml:space="preserve"> </w:t>
+      </w:r>
+      <w:hyperlink w:anchor="def-hedge">
+        <w:r>
+          <w:rPr>
+            <w:rStyle w:val="Hyperlink"/>
+          </w:rPr>
+          <w:t xml:space="preserve">hedge</w:t>
+        </w:r>
+      </w:hyperlink>
+      <w:r>
+        <w:t xml:space="preserve">; drop the rest.</w:t>
       </w:r>
     </w:p>
     <w:p>
@@ -1772,14 +2313,14 @@
         <w:t xml:space="preserve">only restates what you just said adds nothing. End on a real point.</w:t>
       </w:r>
     </w:p>
-    <w:bookmarkEnd w:id="16"/>
-    <w:bookmarkStart w:id="19" w:name="say-what-it-is-before-what-it-is-not"/>
+    <w:bookmarkEnd w:id="26"/>
+    <w:bookmarkStart w:id="29" w:name="say-what-it-is-before-what-it-is-not"/>
     <w:p>
       <w:pPr>
         <w:pStyle w:val="Heading2"/>
       </w:pPr>
       <w:r>
-        <w:t xml:space="preserve">3 Say what it is before what it is not</w:t>
+        <w:t xml:space="preserve">5 Say what it is before what it is not</w:t>
       </w:r>
     </w:p>
     <w:p>
@@ -1820,7 +2361,7 @@
         <w:t xml:space="preserve">until the second clause arrives.</w:t>
       </w:r>
     </w:p>
-    <w:bookmarkStart w:id="18" w:name="exm-positive-first"/>
+    <w:bookmarkStart w:id="28" w:name="exm-positive-first"/>
     <w:p>
       <w:pPr>
         <w:pStyle w:val="BodyText"/>
@@ -1927,7 +2468,7 @@
       <w:r>
         <w:t xml:space="preserve"> </w:t>
       </w:r>
-      <w:hyperlink r:id="rId17">
+      <w:hyperlink r:id="rId27">
         <w:r>
           <w:rPr>
             <w:rStyle w:val="Hyperlink"/>
@@ -1939,7 +2480,7 @@
         <w:t xml:space="preserve">.</w:t>
       </w:r>
     </w:p>
-    <w:bookmarkEnd w:id="18"/>
+    <w:bookmarkEnd w:id="28"/>
     <w:p>
       <w:pPr>
         <w:pStyle w:val="BodyText"/>
@@ -1992,14 +2533,14 @@
         <w:t xml:space="preserve">cut it and keep the claim.</w:t>
       </w:r>
     </w:p>
-    <w:bookmarkEnd w:id="19"/>
-    <w:bookmarkStart w:id="25" w:name="clichéd-sentence-shapes"/>
+    <w:bookmarkEnd w:id="29"/>
+    <w:bookmarkStart w:id="35" w:name="clichéd-sentence-shapes"/>
     <w:p>
       <w:pPr>
         <w:pStyle w:val="Heading2"/>
       </w:pPr>
       <w:r>
-        <w:t xml:space="preserve">4 Clichéd sentence shapes</w:t>
+        <w:t xml:space="preserve">6 Clichéd sentence shapes</w:t>
       </w:r>
     </w:p>
     <w:p>
@@ -2007,7 +2548,21 @@
         <w:pStyle w:val="FirstParagraph"/>
       </w:pPr>
       <w:r>
-        <w:t xml:space="preserve">Beyond the antithesis,</w:t>
+        <w:t xml:space="preserve">Beyond the</w:t>
+      </w:r>
+      <w:r>
+        <w:t xml:space="preserve"> </w:t>
+      </w:r>
+      <w:hyperlink w:anchor="def-antithesis">
+        <w:r>
+          <w:rPr>
+            <w:rStyle w:val="Hyperlink"/>
+          </w:rPr>
+          <w:t xml:space="preserve">antithesis</w:t>
+        </w:r>
+      </w:hyperlink>
+      <w:r>
+        <w:t xml:space="preserve">,</w:t>
       </w:r>
       <w:r>
         <w:t xml:space="preserve"> </w:t>
@@ -2022,7 +2577,7 @@
         <w:t xml:space="preserve">that stage a point instead of stating it.</w:t>
       </w:r>
     </w:p>
-    <w:bookmarkStart w:id="20" w:name="exm-staged-point"/>
+    <w:bookmarkStart w:id="30" w:name="exm-staged-point"/>
     <w:p>
       <w:pPr>
         <w:pStyle w:val="BodyText"/>
@@ -2281,7 +2836,21 @@
         </w:numPr>
       </w:pPr>
       <w:r>
-        <w:t xml:space="preserve">a closing aphorism.</w:t>
+        <w:t xml:space="preserve">a closing</w:t>
+      </w:r>
+      <w:r>
+        <w:t xml:space="preserve"> </w:t>
+      </w:r>
+      <w:hyperlink w:anchor="def-aphorism">
+        <w:r>
+          <w:rPr>
+            <w:rStyle w:val="Hyperlink"/>
+          </w:rPr>
+          <w:t xml:space="preserve">aphorism</w:t>
+        </w:r>
+      </w:hyperlink>
+      <w:r>
+        <w:t xml:space="preserve">.</w:t>
       </w:r>
     </w:p>
     <w:p>
@@ -2292,7 +2861,7 @@
         <w:t xml:space="preserve">The second version states the claim once.</w:t>
       </w:r>
     </w:p>
-    <w:bookmarkEnd w:id="20"/>
+    <w:bookmarkEnd w:id="30"/>
     <w:p>
       <w:pPr>
         <w:pStyle w:val="BodyText"/>
@@ -2338,7 +2907,24 @@
         <w:t xml:space="preserve"> </w:t>
       </w:r>
       <w:r>
-        <w:t xml:space="preserve">This is the antithesis spread over two sentences.</w:t>
+        <w:t xml:space="preserve">This is the</w:t>
+      </w:r>
+      <w:r>
+        <w:t xml:space="preserve"> </w:t>
+      </w:r>
+      <w:hyperlink w:anchor="def-antithesis">
+        <w:r>
+          <w:rPr>
+            <w:rStyle w:val="Hyperlink"/>
+          </w:rPr>
+          <w:t xml:space="preserve">antithesis</w:t>
+        </w:r>
+      </w:hyperlink>
+      <w:r>
+        <w:t xml:space="preserve"> </w:t>
+      </w:r>
+      <w:r>
+        <w:t xml:space="preserve">spread over two sentences.</w:t>
       </w:r>
     </w:p>
     <w:p>
@@ -2754,13 +3340,24 @@
         <w:t xml:space="preserve"> </w:t>
       </w:r>
       <w:r>
-        <w:t xml:space="preserve">A trailing participial clause that</w:t>
-      </w:r>
-      <w:r>
-        <w:t xml:space="preserve"> </w:t>
-      </w:r>
-      <w:r>
-        <w:t xml:space="preserve">comments on the sentence:</w:t>
+        <w:t xml:space="preserve">A trailing</w:t>
+      </w:r>
+      <w:r>
+        <w:t xml:space="preserve"> </w:t>
+      </w:r>
+      <w:hyperlink w:anchor="def-participial-clause">
+        <w:r>
+          <w:rPr>
+            <w:rStyle w:val="Hyperlink"/>
+          </w:rPr>
+          <w:t xml:space="preserve">participial clause</w:t>
+        </w:r>
+      </w:hyperlink>
+      <w:r>
+        <w:t xml:space="preserve"> </w:t>
+      </w:r>
+      <w:r>
+        <w:t xml:space="preserve">that comments on the sentence:</w:t>
       </w:r>
       <w:r>
         <w:t xml:space="preserve"> </w:t>
@@ -2809,7 +3406,31 @@
           <w:b/>
           <w:bCs/>
         </w:rPr>
-        <w:t xml:space="preserve">The inflated copula.</w:t>
+        <w:t xml:space="preserve">The inflated</w:t>
+      </w:r>
+      <w:r>
+        <w:rPr>
+          <w:b/>
+          <w:bCs/>
+        </w:rPr>
+        <w:t xml:space="preserve"> </w:t>
+      </w:r>
+      <w:hyperlink w:anchor="def-copula">
+        <w:r>
+          <w:rPr>
+            <w:rStyle w:val="Hyperlink"/>
+            <w:b/>
+            <w:bCs/>
+          </w:rPr>
+          <w:t xml:space="preserve">copula</w:t>
+        </w:r>
+      </w:hyperlink>
+      <w:r>
+        <w:rPr>
+          <w:b/>
+          <w:bCs/>
+        </w:rPr>
+        <w:t xml:space="preserve">.</w:t>
       </w:r>
       <w:r>
         <w:t xml:space="preserve"> </w:t>
@@ -2969,7 +3590,31 @@
           <w:b/>
           <w:bCs/>
         </w:rPr>
-        <w:t xml:space="preserve">The closing aphorism.</w:t>
+        <w:t xml:space="preserve">The closing</w:t>
+      </w:r>
+      <w:r>
+        <w:rPr>
+          <w:b/>
+          <w:bCs/>
+        </w:rPr>
+        <w:t xml:space="preserve"> </w:t>
+      </w:r>
+      <w:hyperlink w:anchor="def-aphorism">
+        <w:r>
+          <w:rPr>
+            <w:rStyle w:val="Hyperlink"/>
+            <w:b/>
+            <w:bCs/>
+          </w:rPr>
+          <w:t xml:space="preserve">aphorism</w:t>
+        </w:r>
+      </w:hyperlink>
+      <w:r>
+        <w:rPr>
+          <w:b/>
+          <w:bCs/>
+        </w:rPr>
+        <w:t xml:space="preserve">.</w:t>
       </w:r>
       <w:r>
         <w:t xml:space="preserve"> </w:t>
@@ -3225,7 +3870,7 @@
       <w:r>
         <w:t xml:space="preserve">(</w:t>
       </w:r>
-      <w:hyperlink r:id="rId21">
+      <w:hyperlink r:id="rId31">
         <w:r>
           <w:rPr>
             <w:rStyle w:val="Hyperlink"/>
@@ -3260,7 +3905,7 @@
       <w:r>
         <w:t xml:space="preserve">(</w:t>
       </w:r>
-      <w:hyperlink r:id="rId22">
+      <w:hyperlink r:id="rId32">
         <w:r>
           <w:rPr>
             <w:rStyle w:val="Hyperlink"/>
@@ -3289,7 +3934,7 @@
       <w:r>
         <w:t xml:space="preserve">(</w:t>
       </w:r>
-      <w:hyperlink r:id="rId23">
+      <w:hyperlink r:id="rId33">
         <w:r>
           <w:rPr>
             <w:rStyle w:val="Hyperlink"/>
@@ -3318,7 +3963,7 @@
       <w:r>
         <w:t xml:space="preserve">(</w:t>
       </w:r>
-      <w:hyperlink r:id="rId24">
+      <w:hyperlink r:id="rId34">
         <w:r>
           <w:rPr>
             <w:rStyle w:val="Hyperlink"/>
@@ -3330,14 +3975,14 @@
         <w:t xml:space="preserve">).</w:t>
       </w:r>
     </w:p>
-    <w:bookmarkEnd w:id="25"/>
-    <w:bookmarkStart w:id="26" w:name="formatting-habits"/>
+    <w:bookmarkEnd w:id="35"/>
+    <w:bookmarkStart w:id="36" w:name="formatting-habits"/>
     <w:p>
       <w:pPr>
         <w:pStyle w:val="Heading2"/>
       </w:pPr>
       <w:r>
-        <w:t xml:space="preserve">5 Formatting habits</w:t>
+        <w:t xml:space="preserve">7 Formatting habits</w:t>
       </w:r>
     </w:p>
     <w:p>
@@ -3493,14 +4138,14 @@
         <w:t xml:space="preserve">ideas.</w:t>
       </w:r>
     </w:p>
-    <w:bookmarkEnd w:id="26"/>
-    <w:bookmarkStart w:id="28" w:name="tone"/>
+    <w:bookmarkEnd w:id="36"/>
+    <w:bookmarkStart w:id="38" w:name="tone"/>
     <w:p>
       <w:pPr>
         <w:pStyle w:val="Heading2"/>
       </w:pPr>
       <w:r>
-        <w:t xml:space="preserve">6 Tone</w:t>
+        <w:t xml:space="preserve">8 Tone</w:t>
       </w:r>
     </w:p>
     <w:p>
@@ -3508,7 +4153,21 @@
         <w:pStyle w:val="FirstParagraph"/>
       </w:pPr>
       <w:r>
-        <w:t xml:space="preserve">The last group of clichés is about register.</w:t>
+        <w:t xml:space="preserve">The last group of clichés is about</w:t>
+      </w:r>
+      <w:r>
+        <w:t xml:space="preserve"> </w:t>
+      </w:r>
+      <w:hyperlink w:anchor="def-register">
+        <w:r>
+          <w:rPr>
+            <w:rStyle w:val="Hyperlink"/>
+          </w:rPr>
+          <w:t xml:space="preserve">register</w:t>
+        </w:r>
+      </w:hyperlink>
+      <w:r>
+        <w:t xml:space="preserve">.</w:t>
       </w:r>
     </w:p>
     <w:p>
@@ -3612,7 +4271,30 @@
         <w:t xml:space="preserve"> </w:t>
       </w:r>
       <w:r>
-        <w:t xml:space="preserve">content. Hedge when the evidence is genuinely mixed, not by habit.</w:t>
+        <w:t xml:space="preserve">content. Use a</w:t>
+      </w:r>
+      <w:r>
+        <w:t xml:space="preserve"> </w:t>
+      </w:r>
+      <w:hyperlink w:anchor="def-hedge">
+        <w:r>
+          <w:rPr>
+            <w:rStyle w:val="Hyperlink"/>
+          </w:rPr>
+          <w:t xml:space="preserve">hedge</w:t>
+        </w:r>
+      </w:hyperlink>
+      <w:r>
+        <w:t xml:space="preserve"> </w:t>
+      </w:r>
+      <w:r>
+        <w:t xml:space="preserve">when the evidence is genuinely mixed,</w:t>
+      </w:r>
+      <w:r>
+        <w:t xml:space="preserve"> </w:t>
+      </w:r>
+      <w:r>
+        <w:t xml:space="preserve">not by habit.</w:t>
       </w:r>
     </w:p>
     <w:p>
@@ -3666,7 +4348,7 @@
       <w:r>
         <w:t xml:space="preserve"> </w:t>
       </w:r>
-      <w:hyperlink r:id="rId27">
+      <w:hyperlink r:id="rId37">
         <w:r>
           <w:rPr>
             <w:rStyle w:val="Hyperlink"/>
@@ -3707,7 +4389,7 @@
         <w:t xml:space="preserve">but keep your own voice.</w:t>
       </w:r>
     </w:p>
-    <w:bookmarkEnd w:id="28"/>
+    <w:bookmarkEnd w:id="38"/>
     <w:sectPr>
       <w:footnotePr>
         <w:numRestart w:val="eachSect"/>

--- a/pr-preview/pr-168/chapters/avoid-cliches.docx
+++ b/pr-preview/pr-168/chapters/avoid-cliches.docx
@@ -15,7 +15,7 @@
         <w:pStyle w:val="Date"/>
       </w:pPr>
       <w:r>
-        <w:t xml:space="preserve">Last modified: 2026-10-12 15:27:23 (PDT)</w:t>
+        <w:t xml:space="preserve">Last modified: 2026-10-12 16:12:27 (PDT)</w:t>
       </w:r>
     </w:p>
     <w:tbl>
@@ -345,10 +345,18 @@
         <w:t xml:space="preserve">1 Terms used in this chapter</w:t>
       </w:r>
     </w:p>
+    <w:p>
+      <w:pPr>
+        <w:pStyle w:val="FirstParagraph"/>
+      </w:pPr>
+      <w:r>
+        <w:t xml:space="preserve">The rest of this chapter uses these terms.</w:t>
+      </w:r>
+    </w:p>
     <w:bookmarkStart w:id="14" w:name="def-register"/>
     <w:p>
       <w:pPr>
-        <w:pStyle w:val="FirstParagraph"/>
+        <w:pStyle w:val="BodyText"/>
       </w:pPr>
       <w:r>
         <w:rPr>
@@ -827,25 +835,19 @@
         <w:pStyle w:val="FirstParagraph"/>
       </w:pPr>
       <w:r>
-        <w:t xml:space="preserve">Some words turn up in stock prose,</w:t>
-      </w:r>
-      <w:r>
-        <w:t xml:space="preserve"> </w:t>
-      </w:r>
-      <w:r>
-        <w:t xml:space="preserve">and in machine-generated text especially,</w:t>
-      </w:r>
-      <w:r>
-        <w:t xml:space="preserve"> </w:t>
-      </w:r>
-      <w:r>
-        <w:t xml:space="preserve">more often than the sentence needs them.</w:t>
-      </w:r>
-      <w:r>
-        <w:t xml:space="preserve"> </w:t>
-      </w:r>
-      <w:r>
-        <w:t xml:space="preserve">Many are also Latin-derived words with plainer alternatives,</w:t>
+        <w:t xml:space="preserve">Some words turn up more often than the sentence needs them,</w:t>
+      </w:r>
+      <w:r>
+        <w:t xml:space="preserve"> </w:t>
+      </w:r>
+      <w:r>
+        <w:t xml:space="preserve">in stock prose and especially in machine-generated text.</w:t>
+      </w:r>
+      <w:r>
+        <w:t xml:space="preserve"> </w:t>
+      </w:r>
+      <w:r>
+        <w:t xml:space="preserve">Many of them are also Latin-derived words with plainer alternatives,</w:t>
       </w:r>
       <w:r>
         <w:t xml:space="preserve"> </w:t>

--- a/pr-preview/pr-168/chapters/avoid-cliches.docx
+++ b/pr-preview/pr-168/chapters/avoid-cliches.docx
@@ -15,7 +15,7 @@
         <w:pStyle w:val="Date"/>
       </w:pPr>
       <w:r>
-        <w:t xml:space="preserve">Last modified: 2026-10-12 16:12:27 (PDT)</w:t>
+        <w:t xml:space="preserve">Last modified: 2026-10-12 22:31:45 (PDT)</w:t>
       </w:r>
     </w:p>
     <w:tbl>
@@ -788,7 +788,7 @@
         <w:t xml:space="preserve"> </w:t>
       </w:r>
       <w:r>
-        <w:t xml:space="preserve">regardless of what the sentence needs.</w:t>
+        <w:t xml:space="preserve">regardless of what each sentence needs.</w:t>
       </w:r>
       <w:r>
         <w:t xml:space="preserve"> </w:t>
@@ -835,7 +835,7 @@
         <w:pStyle w:val="FirstParagraph"/>
       </w:pPr>
       <w:r>
-        <w:t xml:space="preserve">Some words turn up more often than the sentence needs them,</w:t>
+        <w:t xml:space="preserve">Some words turn up more often than needed,</w:t>
       </w:r>
       <w:r>
         <w:t xml:space="preserve"> </w:t>
